--- a/bt2.docx
+++ b/bt2.docx
@@ -15,7 +15,7 @@
           <w:szCs w:val="26"/>
           <w:rFonts w:ascii="Times New Roman" w:cs="Times New Roman" w:eastAsia="Times New Roman" w:hAnsi="Times New Roman"/>
         </w:rPr>
-        <w:t xml:space="preserve">Phần 1 - Phân tích</w:t>
+        <w:t xml:space="preserve">Phần 1 - Phân tích: Đánh giá 4 quy ước làm việc hiện tại</w:t>
       </w:r>
     </w:p>
     <w:p>
@@ -29,7 +29,7 @@
           <w:szCs w:val="24"/>
           <w:rFonts w:ascii="Times New Roman" w:cs="Times New Roman" w:eastAsia="Times New Roman" w:hAnsi="Times New Roman"/>
         </w:rPr>
-        <w:t xml:space="preserve">Sau khi rà soát 4 quy ước làm việc hiện tại của đội RikkeiGo, mình đã lập bảng phân tích chi tiết để chỉ ra quy ước nào đúng, quy ước nào sai, vai trò nào thực sự chịu trách nhiệm và mối liên hệ của chúng với các triệu chứng mà Đức và đội đang gặp phải.</w:t>
+        <w:t xml:space="preserve">Trong bài tập này, mình tiến hành rà soát lại 4 quy ước làm việc đang gây ra các triệu chứng tắc nghẽn và ức chế trong đội RikkeiGo. Dưới đây là bảng phân tích chi tiết từng quy ước dựa trên chuẩn phân định vai trò Scrum (Product Owner, Scrum Master, Developers).</w:t>
       </w:r>
     </w:p>
     <w:p>
@@ -48,7 +48,7 @@
           <w:szCs w:val="24"/>
           <w:rFonts w:ascii="Times New Roman" w:cs="Times New Roman" w:eastAsia="Times New Roman" w:hAnsi="Times New Roman"/>
         </w:rPr>
-        <w:t xml:space="preserve">Triệu chứng 1: Đức (PO) bị quá tải vì nhiều việc phải chờ anh xử lý (do ôm đồm duyệt code, chọn thư viện bản đồ).</w:t>
+        <w:t xml:space="preserve">Mục tiêu: Làm rõ ranh giới trách nhiệm để Đức (PO) thoát cảnh quá tải và giúp đội Developers lấy lại quyền tự chủ kỹ thuật.</w:t>
       </w:r>
     </w:p>
     <w:p>
@@ -67,7 +67,7 @@
           <w:szCs w:val="24"/>
           <w:rFonts w:ascii="Times New Roman" w:cs="Times New Roman" w:eastAsia="Times New Roman" w:hAnsi="Times New Roman"/>
         </w:rPr>
-        <w:t xml:space="preserve">Triệu chứng 2: Lập trình viên phàn nàn bị bắt làm theo cách kém hiệu quả (do SM can thiệp sâu vào việc phân công thẻ việc, và Developers tự ý đảo lộn Backlog).</w:t>
+        <w:t xml:space="preserve">Nguyên tắc: Đánh giá đúng bản chất công việc theo chuẩn Scrum thay vì nghe theo các lý do ngụy biện 'để làm nhanh hơn'.</w:t>
       </w:r>
     </w:p>
     <w:tbl>
@@ -232,7 +232,7 @@
                 <w:szCs w:val="22"/>
                 <w:rFonts w:ascii="Times New Roman" w:cs="Times New Roman" w:eastAsia="Times New Roman" w:hAnsi="Times New Roman"/>
               </w:rPr>
-              <w:t xml:space="preserve">Thuộc về Developers. Lý do: Đội ngũ phát triển có quyền tự tổ chức và tự quyết định cách triển khai kỹ thuật, lựa chọn công nghệ/thư viện. PO không làm kỹ thuật nên không thể sa đà vào việc duyệt code.</w:t>
+              <w:t xml:space="preserve">Thuộc về Developers. Lý do: PO chịu trách nhiệm về bài toán kinh doanh và giá trị sản phẩm, không phải chuyên gia kỹ thuật. Việc quyết định chọn thư viện hay duyệt code là quyền tự chủ kiến trúc và chuyên môn kỹ thuật của Developers.</w:t>
             </w:r>
           </w:p>
         </w:tc>
@@ -251,7 +251,7 @@
                 <w:szCs w:val="22"/>
                 <w:rFonts w:ascii="Times New Roman" w:cs="Times New Roman" w:eastAsia="Times New Roman" w:hAnsi="Times New Roman"/>
               </w:rPr>
-              <w:t xml:space="preserve">Gây ra triệu chứng Đức bị quá tải vì ôm đồm việc kỹ thuật, làm chậm tiến độ chung.</w:t>
+              <w:t xml:space="preserve">Đức bị quá tải vì ôm đờm quá nhiều việc chi tiết kỹ thuật mà nhẽ ra đội dev phải tự lo.</w:t>
             </w:r>
           </w:p>
         </w:tc>
@@ -310,7 +310,7 @@
                 <w:szCs w:val="22"/>
                 <w:rFonts w:ascii="Times New Roman" w:cs="Times New Roman" w:eastAsia="Times New Roman" w:hAnsi="Times New Roman"/>
               </w:rPr>
-              <w:t xml:space="preserve">Thuộc về Developers. Lý do: Scrum Master là người phục vụ, coach quy trình và gỡ rối, tuyệt đối không ra lệnh hay phân công công việc. Developers phải tự tổ chức và tự nhận việc.</w:t>
+              <w:t xml:space="preserve">Thuộc về Developers. Lý do: Scrum Master là người hỗ trợ, huấn luyện và gỡ rào cản, tuyệt đối không ra lệnh hay phân công công việc. Developers là đội tự tổ chức (self-organizing), họ tự quyết định ai làm việc gì để hoàn thành mục tiêu Sprint.</w:t>
             </w:r>
           </w:p>
         </w:tc>
@@ -329,7 +329,7 @@
                 <w:szCs w:val="22"/>
                 <w:rFonts w:ascii="Times New Roman" w:cs="Times New Roman" w:eastAsia="Times New Roman" w:hAnsi="Times New Roman"/>
               </w:rPr>
-              <w:t xml:space="preserve">Gây ra triệu chứng lập trình viên thấy bức xúc, phàn nàn vì bị áp đặt cách làm kém hiệu quả.</w:t>
+              <w:t xml:space="preserve">Lập trình viên phàn nàn bị bắt làm theo cách kém hiệu quả vì SM can thiệp sâu vào cách vận hành công việc hàng ngày của họ.</w:t>
             </w:r>
           </w:p>
         </w:tc>
@@ -388,7 +388,7 @@
                 <w:szCs w:val="22"/>
                 <w:rFonts w:ascii="Times New Roman" w:cs="Times New Roman" w:eastAsia="Times New Roman" w:hAnsi="Times New Roman"/>
               </w:rPr>
-              <w:t xml:space="preserve">Thuộc về Product Owner (Đức). Lý do: PO sở hữu Product Backlog, chịu trách nhiệm tối đa hóa giá trị sản phẩm và là cầu nối business với đội phát triển.</w:t>
+              <w:t xml:space="preserve">Thuộc về Product Owner. Lý do: PO là người sở hữu Product Backlog, chịu trách nhiệm tối ưu hóa giá trị sản phẩm và đại diện cho phía business, khách hàng.</w:t>
             </w:r>
           </w:p>
         </w:tc>
@@ -407,7 +407,7 @@
                 <w:szCs w:val="22"/>
                 <w:rFonts w:ascii="Times New Roman" w:cs="Times New Roman" w:eastAsia="Times New Roman" w:hAnsi="Times New Roman"/>
               </w:rPr>
-              <w:t xml:space="preserve">Không gây triệu chứng tiêu cực; đây là quy ước chuẩn cần phát huy.</w:t>
+              <w:t xml:space="preserve">Không gây ra triệu chứng tiêu cực nào; đây là quy ước chuẩn cần được duy trì.</w:t>
             </w:r>
           </w:p>
         </w:tc>
@@ -466,7 +466,7 @@
                 <w:szCs w:val="22"/>
                 <w:rFonts w:ascii="Times New Roman" w:cs="Times New Roman" w:eastAsia="Times New Roman" w:hAnsi="Times New Roman"/>
               </w:rPr>
-              <w:t xml:space="preserve">Thuộc về Product Owner (Đức). Lý do: Developers có quyền tự chủ trong Sprint Backlog (cách làm trong Sprint), nhưng Product Backlog hoàn toàn do PO quản lý và định đoạt thứ tự ưu tiên dựa trên giá trị kinh doanh.</w:t>
+              <w:t xml:space="preserve">Thuộc về Product Owner. Lý do: Developers có quyền tự chủ trong Sprint Backlog (cách làm trong Sprint), nhưng Product Backlog là vùng đất của PO. Không ai được tự ý đổi độ ưu tiên Product Backlog ngoài PO để đảm bảo tính nhất quán về kinh doanh.</w:t>
             </w:r>
           </w:p>
         </w:tc>
@@ -485,7 +485,7 @@
                 <w:szCs w:val="22"/>
                 <w:rFonts w:ascii="Times New Roman" w:cs="Times New Roman" w:eastAsia="Times New Roman" w:hAnsi="Times New Roman"/>
               </w:rPr>
-              <w:t xml:space="preserve">Gây lệch hướng sản phẩm, làm sai lệch mục tiêu kinh doanh mà PO đã định hình.</w:t>
+              <w:t xml:space="preserve">Gây lệch hướng mục tiêu kinh doanh sản phẩm vì dev làm việc theo sở thích dễ/khó thay vì theo giá trị thực tế cho khách hàng.</w:t>
             </w:r>
           </w:p>
         </w:tc>
@@ -509,7 +509,7 @@
           <w:szCs w:val="26"/>
           <w:rFonts w:ascii="Times New Roman" w:cs="Times New Roman" w:eastAsia="Times New Roman" w:hAnsi="Times New Roman"/>
         </w:rPr>
-        <w:t xml:space="preserve">Phần 2 - Vá lỗi</w:t>
+        <w:t xml:space="preserve">Phần 2 - Vá lỗi: Viết lại quy ước chuẩn cho đội RikkeiGo</w:t>
       </w:r>
     </w:p>
     <w:p>
@@ -523,7 +523,7 @@
           <w:szCs w:val="24"/>
           <w:rFonts w:ascii="Times New Roman" w:cs="Times New Roman" w:eastAsia="Times New Roman" w:hAnsi="Times New Roman"/>
         </w:rPr>
-        <w:t xml:space="preserve">Dựa trên kết quả phân tích ở Phần 1, mình viết lại 4 quy ước làm việc sao cho chuẩn vai trò Agile/Scrum, giúp đội RikkeiGo gỡ bỏ hoàn toàn cả 2 triệu chứng quá tải và áp lực kỹ thuật:</w:t>
+        <w:t xml:space="preserve">Để giải quyết triệt để 2 triệu chứng đang kìm hãm đội RikkeiGo (Đức quá tải và dev thấy kém hiệu quả), mình tiến hành viết lại các quy ước sai thành các quy chuẩn đúng vai trò, có thể áp dụng ngay vào thực tế làm việc hàng ngày của team.</w:t>
       </w:r>
     </w:p>
     <w:p>
@@ -542,7 +542,7 @@
           <w:szCs w:val="24"/>
           <w:rFonts w:ascii="Times New Roman" w:cs="Times New Roman" w:eastAsia="Times New Roman" w:hAnsi="Times New Roman"/>
         </w:rPr>
-        <w:t xml:space="preserve">Quy ước 1 (Đã vá): Đức (PO) tập trung định nghĩa yêu cầu nghiệp vụ và giá trị tính năng đặt xe, còn việc chọn thư viện bản đồ và duyệt code do Developers tự quyết định dựa trên thống nhất kỹ thuật nội bộ.</w:t>
+        <w:t xml:space="preserve">Vá lỗi QU1: Chuyển quyền chọn thư viện và kiểm tra code về cho Developers thông qua quy trình Code Review nội bộ trong team. Đức (PO) chỉ nghiệm thu tính năng dựa trên Acceptance Criteria đã thống nhất.</w:t>
       </w:r>
     </w:p>
     <w:p>
@@ -561,7 +561,7 @@
           <w:szCs w:val="24"/>
           <w:rFonts w:ascii="Times New Roman" w:cs="Times New Roman" w:eastAsia="Times New Roman" w:hAnsi="Times New Roman"/>
         </w:rPr>
-        <w:t xml:space="preserve">Quy ước 2 (Đã vá): Trong buổi Daily Scrum, Lan (SM) chỉ đóng vai trò điều phối giữ đúng thời lượng, không giao việc; các Developers tự trao đổi tiến độ và tự nhận các thẻ việc trong ngày.</w:t>
+        <w:t xml:space="preserve">Vá lỗi QU2: Trong buổi Daily Scrum, Lan (Scrum Master) đóng vai trò điều phối, hỗ trợ team tự nhìn nhận tiến độ. Việc ai nhận thẻ nào do chính các Developers tự thảo luận và phân chia với nhau.</w:t>
       </w:r>
     </w:p>
     <w:p>
@@ -580,7 +580,7 @@
           <w:szCs w:val="24"/>
           <w:rFonts w:ascii="Times New Roman" w:cs="Times New Roman" w:eastAsia="Times New Roman" w:hAnsi="Times New Roman"/>
         </w:rPr>
-        <w:t xml:space="preserve">Quy ước 3 (Giữ nguyên): Đức (PO) tiếp tục làm chủ Product Backlog và sắp xếp thứ tự ưu tiên dựa trên giá trị mang lại cho người đặt xe.</w:t>
+        <w:t xml:space="preserve">Duy trì QU3: Giữ nguyên việc Đức làm chủ Product Backlog và sắp xếp thứ tự ưu tiên dựa trên giá trị business.</w:t>
       </w:r>
     </w:p>
     <w:p>
@@ -599,7 +599,7 @@
           <w:szCs w:val="24"/>
           <w:rFonts w:ascii="Times New Roman" w:cs="Times New Roman" w:eastAsia="Times New Roman" w:hAnsi="Times New Roman"/>
         </w:rPr>
-        <w:t xml:space="preserve">Quy ước 4 (Đã vá): Developers chỉ tập trung thực hiện các hạng mục đã cam kết trong Sprint Backlog; nếu muốn thay đổi thứ tự ưu tiên trong Product Backlog, Developers phải thảo luận và đề xuất với Đức (PO) để quyết định.</w:t>
+        <w:t xml:space="preserve">Vá lỗi QU4: Chấm dứt việc dev tự ý đổi thứ tự Product Backlog. Nếu có đề xuất thay đổi, Developers phải bàn bạc và thuyết phục PO, quyền quyết định cuối cùng thuộc về Đức.</w:t>
       </w:r>
     </w:p>
     <w:sectPr>
